--- a/daily-reports/2026-09-10/report.docx
+++ b/daily-reports/2026-09-10/report.docx
@@ -28,12 +28,12 @@
         <w:pStyle w:val="Heading2"/>
       </w:pPr>
       <w:r>
-        <w:t>1. ashemag/human-atlas  ⭐ 2,883</w:t>
+        <w:t>1. ashemag/human-atlas  ⭐ 2,887</w:t>
       </w:r>
     </w:p>
     <w:p>
       <w:r>
-        <w:t>语言：TypeScript ｜ Stars：2,883 ｜ Forks：702</w:t>
+        <w:t>语言：TypeScript ｜ Stars：2,887 ｜ Forks：705</w:t>
         <w:br/>
       </w:r>
       <w:r>
@@ -41,7 +41,7 @@
         <w:br/>
       </w:r>
       <w:r>
-        <w:t>能用来做什么：适合医学生、生物爱好者或任何想了解人体结构的人，用来学习解剖学、观察器官位置，或者制作教学演示。</w:t>
+        <w:t>能用来做什么：适合医学生、生物老师或对人体结构好奇的人，用来直观地学习解剖学，比如单独查看骨骼、肌肉或器官，还能把模型拆开看内部结构。</w:t>
         <w:br/>
       </w:r>
       <w:r>
@@ -49,7 +49,7 @@
         <w:br/>
       </w:r>
       <w:r>
-        <w:t>对新手有什么帮助：零基础也能通过直观的3D模型学习人体结构，比看书更生动，适合自学或辅助教学。</w:t>
+        <w:t>对新手有什么帮助：零基础也能轻松上手，通过拖拽和点击就能探索人体，是学习解剖学的有趣辅助工具。</w:t>
         <w:br/>
       </w:r>
       <w:r>
@@ -61,28 +61,28 @@
         <w:pStyle w:val="Heading2"/>
       </w:pPr>
       <w:r>
-        <w:t>2. Rion-Wu-tech/wechat-intelligence-hub  ⭐ 2,033</w:t>
+        <w:t>2. Rion-Wu-tech/wechat-intelligence-hub  ⭐ 2,034</w:t>
       </w:r>
     </w:p>
     <w:p>
       <w:r>
-        <w:t>语言：Python ｜ Stars：2,033 ｜ Forks：2,550</w:t>
+        <w:t>语言：Python ｜ Stars：2,034 ｜ Forks：2,551</w:t>
         <w:br/>
       </w:r>
       <w:r>
-        <w:t>这是什么：这是一个本地优先的微信智能系统，提供只读的命令行工具、Codex技能、可搜索的聊天历史、每日简报、跟进和机会跟踪功能。它能帮你从微信聊天记录中提取有用信息。</w:t>
+        <w:t>这是什么：这是一个本地优先的微信智能系统，提供只读的命令行工具，能搜索聊天记录、生成每日简报、跟踪后续事项和机会。它帮你从微信聊天中提取有用信息。</w:t>
         <w:br/>
       </w:r>
       <w:r>
-        <w:t>能用来做什么：适合需要管理微信聊天记录、自动生成每日摘要、跟踪重要对话或商机的人，比如销售、项目经理或研究者。</w:t>
+        <w:t>能用来做什么：适合需要管理大量微信消息的人，比如销售、项目经理或社群运营，可以快速查找历史聊天、自动总结重点，并跟踪重要对话。</w:t>
         <w:br/>
       </w:r>
       <w:r>
-        <w:t>适用领域：个人效率、商务沟通、信息管理、AI助手</w:t>
+        <w:t>适用领域：个人效率、客户关系管理、社群运营、信息检索</w:t>
         <w:br/>
       </w:r>
       <w:r>
-        <w:t>对新手有什么帮助：如果你经常用微信处理工作，这个工具能帮你自动整理聊天记录，节省时间，还能发现潜在机会。</w:t>
+        <w:t>对新手有什么帮助：如果你经常被微信消息淹没，这个工具能帮你自动整理和搜索，节省时间，而且数据保存在本地，更安全。</w:t>
         <w:br/>
       </w:r>
       <w:r>
@@ -94,20 +94,20 @@
         <w:pStyle w:val="Heading2"/>
       </w:pPr>
       <w:r>
-        <w:t>3. openai/NavierStokesAndEuler  ⭐ 1,595</w:t>
+        <w:t>3. openai/NavierStokesAndEuler  ⭐ 1,603</w:t>
       </w:r>
     </w:p>
     <w:p>
       <w:r>
-        <w:t>语言：Lean ｜ Stars：1,595 ｜ Forks：151</w:t>
+        <w:t>语言：Lean ｜ Stars：1,603 ｜ Forks：151</w:t>
         <w:br/>
       </w:r>
       <w:r>
-        <w:t>这是什么：这个项目提供了伴随Navier-Stokes和Euler方程结果的Lean证书。简单说，就是用计算机验证数学证明，确保这些复杂方程的解是正确的。</w:t>
+        <w:t>这是什么：这个项目包含用Lean证明助手编写的证书，用于验证纳维-斯托克斯方程和欧拉方程的相关数学结果。简单说，就是用计算机来严格检查数学证明是否正确。</w:t>
         <w:br/>
       </w:r>
       <w:r>
-        <w:t>能用来做什么：适合数学研究者或对流体力学感兴趣的人，用来验证数学证明或学习形式化数学。</w:t>
+        <w:t>能用来做什么：适合数学研究者或对流体力学方程感兴趣的人，用来验证或学习这些复杂方程的数学证明过程。</w:t>
         <w:br/>
       </w:r>
       <w:r>
@@ -115,7 +115,7 @@
         <w:br/>
       </w:r>
       <w:r>
-        <w:t>对新手有什么帮助：对数学新手来说，可以了解如何用计算机辅助证明，但需要一定的数学基础，适合进阶学习。</w:t>
+        <w:t>对新手有什么帮助：如果你对高等数学证明感兴趣，可以通过这些代码学习如何用计算机辅助证明，但需要一定的数学和编程基础。</w:t>
         <w:br/>
       </w:r>
       <w:r>
@@ -127,28 +127,28 @@
         <w:pStyle w:val="Heading2"/>
       </w:pPr>
       <w:r>
-        <w:t>4. vinzdg/codenotch  ⭐ 1,298</w:t>
+        <w:t>4. vinzdg/codenotch  ⭐ 1,299</w:t>
       </w:r>
     </w:p>
     <w:p>
       <w:r>
-        <w:t>语言：Swift ｜ Stars：1,298 ｜ Forks：202</w:t>
+        <w:t>语言：Swift ｜ Stars：1,299 ｜ Forks：203</w:t>
         <w:br/>
       </w:r>
       <w:r>
-        <w:t>这是什么：这是一个macOS应用，能把Claude Code、Cursor、Codex和Antigravity的使用限制固定在屏幕边缘。这样你就能随时看到这些AI工具的剩余用量。</w:t>
+        <w:t>这是什么：这是一个macOS小应用，能把Claude Code、Cursor、Codex和Antigravity这些AI编程工具的使用限额固定在屏幕边缘，让你随时看到还剩多少额度。</w:t>
         <w:br/>
       </w:r>
       <w:r>
-        <w:t>能用来做什么：适合同时使用多个AI编程工具的开发者，用来监控使用限额，避免突然用完。</w:t>
+        <w:t>能用来做什么：适合同时使用多个AI编程助手的开发者，可以实时监控每个工具的剩余使用次数，避免突然用完。</w:t>
         <w:br/>
       </w:r>
       <w:r>
-        <w:t>适用领域：软件开发、AI工具管理、macOS应用</w:t>
+        <w:t>适用领域：软件开发、AI编程辅助、效率工具</w:t>
         <w:br/>
       </w:r>
       <w:r>
-        <w:t>对新手有什么帮助：如果你常用AI辅助编程，这个小工具能帮你实时掌握用量，避免工作中断。</w:t>
+        <w:t>对新手有什么帮助：如果你常用AI写代码，这个工具能帮你管理使用限额，避免超额，让工作更顺畅。</w:t>
         <w:br/>
       </w:r>
       <w:r>
@@ -160,28 +160,28 @@
         <w:pStyle w:val="Heading2"/>
       </w:pPr>
       <w:r>
-        <w:t>5. EverettFish/holo-card-studio  ⭐ 1,264</w:t>
+        <w:t>5. EverettFish/holo-card-studio  ⭐ 1,267</w:t>
       </w:r>
     </w:p>
     <w:p>
       <w:r>
-        <w:t>语言：Python ｜ Stars：1,264 ｜ Forks：184</w:t>
+        <w:t>语言：Python ｜ Stars：1,267 ｜ Forks：184</w:t>
         <w:br/>
       </w:r>
       <w:r>
-        <w:t>这是什么：这个项目能把用户的描述或上传的参考图变成可编辑的Blender卡片和交互式Three.js网页。它保留了主题、风格、排版和目的地，只包含代码和文本，生成的 artwork 会放在你的输出项目中。</w:t>
+        <w:t>这是什么：这个项目能把你的描述或上传的参考图，变成可编辑的Blender卡片模型和交互式Three.js网页。它只包含代码和文本，生成的 artwork 会放在你的输出项目里。</w:t>
         <w:br/>
       </w:r>
       <w:r>
-        <w:t>能用来做什么：适合设计师或开发者快速制作3D卡片和网页展示，比如制作全息卡片、产品展示或互动艺术。</w:t>
+        <w:t>能用来做什么：适合设计师或3D爱好者，快速制作全息卡片效果，比如为游戏或展示创建可交互的3D卡片。</w:t>
         <w:br/>
       </w:r>
       <w:r>
-        <w:t>适用领域：3D设计、网页开发、数字艺术、交互媒体</w:t>
+        <w:t>适用领域：3D设计、网页开发、游戏开发、数字艺术</w:t>
         <w:br/>
       </w:r>
       <w:r>
-        <w:t>对新手有什么帮助：即使不会3D建模，也能通过描述生成可编辑的3D卡片和网页，适合学习Blender和Three.js的入门项目。</w:t>
+        <w:t>对新手有什么帮助：即使没有3D建模经验，也能通过描述生成可编辑的3D卡片，并发布为网页，适合学习Blender和Three.js。</w:t>
         <w:br/>
       </w:r>
       <w:r>
@@ -220,7 +220,7 @@
       </w:r>
       <w:r>
         <w:br/>
-        <w:t>摘要：Meta 新推出的 AI 智能体 Muse 抢占了同名英国乐队 Muse 的社交媒体账号，引发对 AI 产品命名与品牌商标冲突的讨论。</w:t>
+        <w:t>摘要：Meta 新推出的 AI 代理 Muse 抢占了同名英国摇滚乐队 Muse 的社交媒体账号，引发品牌命名冲突和账号所有权争议。这一事件凸显了 AI 产品命名与现有品牌权益之间的摩擦，也让人关注科技巨头在命名时是否应更谨慎。</w:t>
       </w:r>
     </w:p>
     <w:p>
@@ -231,7 +231,7 @@
         <w:t>Building a Wall Lamp from Scratch</w:t>
       </w:r>
       <w:r>
-        <w:t>（👍 78）</w:t>
+        <w:t>（👍 79）</w:t>
       </w:r>
       <w:r>
         <w:br/>
@@ -239,7 +239,7 @@
       </w:r>
       <w:r>
         <w:br/>
-        <w:t>摘要：一篇从零手工制作壁灯的技术教程，展示了 DIY 灯具的完整流程与工艺细节，属于典型的动手实践类内容。</w:t>
+        <w:t>摘要：这是一篇技术教程，介绍如何从零开始手工制作一盏壁灯，涵盖材料选择、电路连接和结构组装等步骤。它属于 Hacker News 上常见的动手实践类内容，适合喜欢 DIY 和硬件制作的读者参考。</w:t>
       </w:r>
     </w:p>
     <w:p>
@@ -263,7 +263,7 @@
       </w:r>
       <w:r>
         <w:br/>
-        <w:t>摘要：论文提出 Show-Harness 框架，让视觉语言模型（VLM）智能体仅凭演示即可操控机器人，降低了机器人编程对专用策略的依赖。</w:t>
+        <w:t>摘要：该论文提出 Show-Harness 框架，让视觉语言模型（VLM）代理仅通过演示就能操控机器人，无需专门的动作策略训练。这展示了 VLM 在机器人控制领域的通用潜力，有望降低机器人编程的门槛。</w:t>
       </w:r>
     </w:p>
     <w:p>
@@ -287,7 +287,7 @@
       </w:r>
       <w:r>
         <w:br/>
-        <w:t>摘要：苹果发布首款折叠屏手机，起售价 15999 元，并强调 AI 参与了产品设计，标志着苹果正式进入折叠屏与 AI 融合的高端市场。</w:t>
+        <w:t>摘要：苹果发布了首款折叠屏设备，起售价 15999 元，并宣称 AI 参与了设计过程。这标志着苹果正式进入折叠屏市场，同时将 AI 辅助设计作为卖点，可能推动高端手机形态与 AI 融合的新趋势。</w:t>
       </w:r>
     </w:p>
     <w:p>
@@ -311,7 +311,7 @@
       </w:r>
       <w:r>
         <w:br/>
-        <w:t>摘要：京东发布物理 AI 建设成果，包括 10 万卡国产算力集群和 JoyAI 世界模型，展示了其在国产算力与具身智能方向的大规模布局。</w:t>
+        <w:t>摘要：京东发布了基于 10 万卡国产算力集群的 JoyAI 世界模型，并展示了物理 AI 建设的最新成果。这体现了国内企业在国产算力和大规模 AI 模型上的投入，世界模型与物理 AI 的结合可能为机器人和仿真领域带来新突破。</w:t>
       </w:r>
     </w:p>
     <w:sectPr>
